--- a/deliverables/V4-V11_SYNC/PACKAGES/NEW_V04_Synchronized_Production_Package/07_EVIDENCE/Evidence_and_Boundary_Notes.docx
+++ b/deliverables/V4-V11_SYNC/PACKAGES/NEW_V04_Synchronized_Production_Package/07_EVIDENCE/Evidence_and_Boundary_Notes.docx
@@ -87,7 +87,7 @@
         <w:rPr>
           <w:sz w:val="21"/>
         </w:rPr>
-        <w:t>Wednesday, September 16, 2026 | 1:46 PM CT</w:t>
+        <w:t>Wednesday, September 16, 2026 | 3:16 PM CT</w:t>
       </w:r>
     </w:p>
     <w:p>
@@ -191,7 +191,7 @@
           <w:color w:val="112345"/>
           <w:sz w:val="26"/>
         </w:rPr>
-        <w:t>OPEN EVIDENCE ISSUE</w:t>
+        <w:t>THE OPENING, RESOLVED</w:t>
       </w:r>
     </w:p>
     <w:p>
@@ -210,7 +210,20 @@
           <w:color w:val="9B2C10"/>
           <w:sz w:val="21"/>
         </w:rPr>
-        <w:t>The spoken opening states that AI can do in 30 seconds what used to take someone three hours. No research or evidence in this workspace supports that specific comparison. V4 is RELEASE PENDING and a minimal hypothetical replacement is proposed in the decisions-required report. The master was not changed.</w:t>
+        <w:t>The earlier opening asserted a measured comparison that no research or evidence in this workspace supports. The approved replacement is explicitly hypothetical and is now in the master: “Imagine a task that takes someone hours. Now imagine AI produces a first draft in seconds. That sounds like progress. But those hours were not always wasted.” Nothing in this package presents it as a benchmark, and no figure is attached to it.</w:t>
+      </w:r>
+    </w:p>
+    <w:p>
+      <w:pPr>
+        <w:spacing w:before="120" w:after="160"/>
+      </w:pPr>
+      <w:r>
+        <w:rPr>
+          <w:b w:val="0"/>
+          <w:i w:val="0"/>
+          <w:sz w:val="21"/>
+        </w:rPr>
+        <w:t>Two Riverside triggers quoted the old wording and were re-pointed to the new sentences; the change is recorded in locate.TRIGGER_REMAP and shown in the Riverside prompt wherever it applies. V4 Short 1 now opens on the approved hypothetical. No card, Short, description or publishing item still depends on the old wording.</w:t>
       </w:r>
     </w:p>
     <w:p>

--- a/deliverables/V4-V11_SYNC/PACKAGES/NEW_V04_Synchronized_Production_Package/07_EVIDENCE/Evidence_and_Boundary_Notes.docx
+++ b/deliverables/V4-V11_SYNC/PACKAGES/NEW_V04_Synchronized_Production_Package/07_EVIDENCE/Evidence_and_Boundary_Notes.docx
@@ -87,7 +87,7 @@
         <w:rPr>
           <w:sz w:val="21"/>
         </w:rPr>
-        <w:t>Wednesday, September 16, 2026 | 3:16 PM CT</w:t>
+        <w:t>Wednesday, September 16, 2026 | 3:21 PM CT</w:t>
       </w:r>
     </w:p>
     <w:p>

--- a/deliverables/V4-V11_SYNC/PACKAGES/NEW_V04_Synchronized_Production_Package/07_EVIDENCE/Evidence_and_Boundary_Notes.docx
+++ b/deliverables/V4-V11_SYNC/PACKAGES/NEW_V04_Synchronized_Production_Package/07_EVIDENCE/Evidence_and_Boundary_Notes.docx
@@ -87,7 +87,7 @@
         <w:rPr>
           <w:sz w:val="21"/>
         </w:rPr>
-        <w:t>Wednesday, September 16, 2026 | 3:21 PM CT</w:t>
+        <w:t>Thursday, September 17, 2026 | 8:55 AM CT</w:t>
       </w:r>
     </w:p>
     <w:p>

--- a/deliverables/V4-V11_SYNC/PACKAGES/NEW_V04_Synchronized_Production_Package/07_EVIDENCE/Evidence_and_Boundary_Notes.docx
+++ b/deliverables/V4-V11_SYNC/PACKAGES/NEW_V04_Synchronized_Production_Package/07_EVIDENCE/Evidence_and_Boundary_Notes.docx
@@ -87,7 +87,7 @@
         <w:rPr>
           <w:sz w:val="21"/>
         </w:rPr>
-        <w:t>Thursday, September 17, 2026 | 8:55 AM CT</w:t>
+        <w:t>Thursday, September 17, 2026 | 12:57 PM CT</w:t>
       </w:r>
     </w:p>
     <w:p>

--- a/deliverables/V4-V11_SYNC/PACKAGES/NEW_V04_Synchronized_Production_Package/07_EVIDENCE/Evidence_and_Boundary_Notes.docx
+++ b/deliverables/V4-V11_SYNC/PACKAGES/NEW_V04_Synchronized_Production_Package/07_EVIDENCE/Evidence_and_Boundary_Notes.docx
@@ -87,7 +87,7 @@
         <w:rPr>
           <w:sz w:val="21"/>
         </w:rPr>
-        <w:t>Thursday, September 17, 2026 | 12:57 PM CT</w:t>
+        <w:t>Saturday, September 19, 2026 | 6:36 AM CT</w:t>
       </w:r>
     </w:p>
     <w:p>

--- a/deliverables/V4-V11_SYNC/PACKAGES/NEW_V04_Synchronized_Production_Package/07_EVIDENCE/Evidence_and_Boundary_Notes.docx
+++ b/deliverables/V4-V11_SYNC/PACKAGES/NEW_V04_Synchronized_Production_Package/07_EVIDENCE/Evidence_and_Boundary_Notes.docx
@@ -87,7 +87,7 @@
         <w:rPr>
           <w:sz w:val="21"/>
         </w:rPr>
-        <w:t>Saturday, September 19, 2026 | 6:36 AM CT</w:t>
+        <w:t>Saturday, September 19, 2026 | 7:08 AM CT</w:t>
       </w:r>
     </w:p>
     <w:p>
